--- a/saida/quadro_simulacao_tributos.docx
+++ b/saida/quadro_simulacao_tributos.docx
@@ -42,7 +42,7 @@
               <w:rPr>
                 <w:b/>
               </w:rPr>
-              <w:t>Hipótese 1: nenhum tributo incide</w:t>
+              <w:t>Banco: não há imposto</w:t>
             </w:r>
           </w:p>
         </w:tc>
@@ -57,7 +57,7 @@
               <w:rPr>
                 <w:b/>
               </w:rPr>
-              <w:t>Hipótese 2: tributos incidem e o preço é bruto</w:t>
+              <w:t>Consultoria: IR e ISS</w:t>
             </w:r>
           </w:p>
         </w:tc>
@@ -72,7 +72,7 @@
               <w:rPr>
                 <w:b/>
               </w:rPr>
-              <w:t>Hipótese 3: tributos incidem com gross-up</w:t>
+              <w:t>PGE: o que é devido</w:t>
             </w:r>
           </w:p>
         </w:tc>
@@ -87,76 +87,7 @@
               <w:rPr>
                 <w:b/>
               </w:rPr>
-              <w:t>Contrato assinado (ISS e IRRF incluídos)</w:t>
-            </w:r>
-          </w:p>
-        </w:tc>
-      </w:tr>
-      <w:tr>
-        <w:tc>
-          <w:tcPr>
-            <w:tcW w:type="dxa" w:w="2040"/>
-          </w:tcPr>
-          <w:p>
-            <w:r/>
-            <w:r>
-              <w:t>Valor recebido pela consultoria</w:t>
-            </w:r>
-          </w:p>
-        </w:tc>
-        <w:tc>
-          <w:tcPr>
-            <w:tcW w:type="dxa" w:w="2040"/>
-          </w:tcPr>
-          <w:p>
-            <w:pPr>
-              <w:jc w:val="right"/>
-            </w:pPr>
-            <w:r/>
-            <w:r>
-              <w:t>142.550,00</w:t>
-            </w:r>
-          </w:p>
-        </w:tc>
-        <w:tc>
-          <w:tcPr>
-            <w:tcW w:type="dxa" w:w="2040"/>
-          </w:tcPr>
-          <w:p>
-            <w:pPr>
-              <w:jc w:val="right"/>
-            </w:pPr>
-            <w:r/>
-            <w:r>
-              <w:t>121.167,50</w:t>
-            </w:r>
-          </w:p>
-        </w:tc>
-        <w:tc>
-          <w:tcPr>
-            <w:tcW w:type="dxa" w:w="2040"/>
-          </w:tcPr>
-          <w:p>
-            <w:pPr>
-              <w:jc w:val="right"/>
-            </w:pPr>
-            <w:r/>
-            <w:r>
-              <w:t>142.550,00</w:t>
-            </w:r>
-          </w:p>
-        </w:tc>
-        <w:tc>
-          <w:tcPr>
-            <w:tcW w:type="dxa" w:w="2040"/>
-          </w:tcPr>
-          <w:p>
-            <w:pPr>
-              <w:jc w:val="right"/>
-            </w:pPr>
-            <w:r/>
-            <w:r>
-              <w:t>142.550,00</w:t>
+              <w:t>Contrato assinado</w:t>
             </w:r>
           </w:p>
         </w:tc>
@@ -197,7 +128,7 @@
             </w:pPr>
             <w:r/>
             <w:r>
-              <w:t>21.382,50 (retido do preço)</w:t>
+              <w:t>23.479,41</w:t>
             </w:r>
           </w:p>
         </w:tc>
@@ -211,7 +142,7 @@
             </w:pPr>
             <w:r/>
             <w:r>
-              <w:t>25.155,88</w:t>
+              <w:t>0</w:t>
             </w:r>
           </w:p>
         </w:tc>
@@ -238,7 +169,159 @@
           <w:p>
             <w:r/>
             <w:r>
+              <w:t>ISS</w:t>
+            </w:r>
+          </w:p>
+        </w:tc>
+        <w:tc>
+          <w:tcPr>
+            <w:tcW w:type="dxa" w:w="2040"/>
+          </w:tcPr>
+          <w:p>
+            <w:pPr>
+              <w:jc w:val="right"/>
+            </w:pPr>
+            <w:r/>
+            <w:r>
+              <w:t>0</w:t>
+            </w:r>
+          </w:p>
+        </w:tc>
+        <w:tc>
+          <w:tcPr>
+            <w:tcW w:type="dxa" w:w="2040"/>
+          </w:tcPr>
+          <w:p>
+            <w:pPr>
+              <w:jc w:val="right"/>
+            </w:pPr>
+            <w:r/>
+            <w:r>
+              <w:t>7.002,63</w:t>
+            </w:r>
+          </w:p>
+        </w:tc>
+        <w:tc>
+          <w:tcPr>
+            <w:tcW w:type="dxa" w:w="2040"/>
+          </w:tcPr>
+          <w:p>
+            <w:pPr>
+              <w:jc w:val="right"/>
+            </w:pPr>
+            <w:r/>
+            <w:r>
+              <w:t>7.127,50</w:t>
+            </w:r>
+          </w:p>
+        </w:tc>
+        <w:tc>
+          <w:tcPr>
+            <w:tcW w:type="dxa" w:w="2040"/>
+          </w:tcPr>
+          <w:p>
+            <w:pPr>
+              <w:jc w:val="right"/>
+            </w:pPr>
+            <w:r/>
+            <w:r>
+              <w:t>4.276,50 (3%)</w:t>
+            </w:r>
+          </w:p>
+        </w:tc>
+      </w:tr>
+      <w:tr>
+        <w:tc>
+          <w:tcPr>
+            <w:tcW w:type="dxa" w:w="2040"/>
+          </w:tcPr>
+          <w:p>
+            <w:r/>
+            <w:r>
+              <w:t>PIS/COFINS-Importação</w:t>
+            </w:r>
+          </w:p>
+        </w:tc>
+        <w:tc>
+          <w:tcPr>
+            <w:tcW w:type="dxa" w:w="2040"/>
+          </w:tcPr>
+          <w:p>
+            <w:pPr>
+              <w:jc w:val="right"/>
+            </w:pPr>
+            <w:r/>
+            <w:r>
+              <w:t>0</w:t>
+            </w:r>
+          </w:p>
+        </w:tc>
+        <w:tc>
+          <w:tcPr>
+            <w:tcW w:type="dxa" w:w="2040"/>
+          </w:tcPr>
+          <w:p>
+            <w:pPr>
+              <w:jc w:val="right"/>
+            </w:pPr>
+            <w:r/>
+            <w:r>
+              <w:t>0</w:t>
+            </w:r>
+          </w:p>
+        </w:tc>
+        <w:tc>
+          <w:tcPr>
+            <w:tcW w:type="dxa" w:w="2040"/>
+          </w:tcPr>
+          <w:p>
+            <w:pPr>
+              <w:jc w:val="right"/>
+            </w:pPr>
+            <w:r/>
+            <w:r>
+              <w:t>13.185,88</w:t>
+            </w:r>
+          </w:p>
+        </w:tc>
+        <w:tc>
+          <w:tcPr>
+            <w:tcW w:type="dxa" w:w="2040"/>
+          </w:tcPr>
+          <w:p>
+            <w:pPr>
+              <w:jc w:val="right"/>
+            </w:pPr>
+            <w:r/>
+            <w:r>
+              <w:t>0</w:t>
+            </w:r>
+          </w:p>
+        </w:tc>
+      </w:tr>
+      <w:tr>
+        <w:tc>
+          <w:tcPr>
+            <w:tcW w:type="dxa" w:w="2040"/>
+          </w:tcPr>
+          <w:p>
+            <w:r/>
+            <w:r>
               <w:t>CIDE</w:t>
+            </w:r>
+          </w:p>
+        </w:tc>
+        <w:tc>
+          <w:tcPr>
+            <w:tcW w:type="dxa" w:w="2040"/>
+          </w:tcPr>
+          <w:p>
+            <w:pPr>
+              <w:jc w:val="right"/>
+            </w:pPr>
+            <w:r/>
+            <w:r>
+              <w:t>0</w:t>
             </w:r>
           </w:p>
         </w:tc>
@@ -280,159 +363,7 @@
             </w:pPr>
             <w:r/>
             <w:r>
-              <w:t>16.770,59</w:t>
-            </w:r>
-          </w:p>
-        </w:tc>
-        <w:tc>
-          <w:tcPr>
-            <w:tcW w:type="dxa" w:w="2040"/>
-          </w:tcPr>
-          <w:p>
-            <w:pPr>
-              <w:jc w:val="right"/>
-            </w:pPr>
-            <w:r/>
-            <w:r>
               <w:t>0</w:t>
-            </w:r>
-          </w:p>
-        </w:tc>
-      </w:tr>
-      <w:tr>
-        <w:tc>
-          <w:tcPr>
-            <w:tcW w:type="dxa" w:w="2040"/>
-          </w:tcPr>
-          <w:p>
-            <w:r/>
-            <w:r>
-              <w:t>PIS/COFINS-Importação</w:t>
-            </w:r>
-          </w:p>
-        </w:tc>
-        <w:tc>
-          <w:tcPr>
-            <w:tcW w:type="dxa" w:w="2040"/>
-          </w:tcPr>
-          <w:p>
-            <w:pPr>
-              <w:jc w:val="right"/>
-            </w:pPr>
-            <w:r/>
-            <w:r>
-              <w:t>0</w:t>
-            </w:r>
-          </w:p>
-        </w:tc>
-        <w:tc>
-          <w:tcPr>
-            <w:tcW w:type="dxa" w:w="2040"/>
-          </w:tcPr>
-          <w:p>
-            <w:pPr>
-              <w:jc w:val="right"/>
-            </w:pPr>
-            <w:r/>
-            <w:r>
-              <w:t>13.185,88</w:t>
-            </w:r>
-          </w:p>
-        </w:tc>
-        <w:tc>
-          <w:tcPr>
-            <w:tcW w:type="dxa" w:w="2040"/>
-          </w:tcPr>
-          <w:p>
-            <w:pPr>
-              <w:jc w:val="right"/>
-            </w:pPr>
-            <w:r/>
-            <w:r>
-              <w:t>15.512,79</w:t>
-            </w:r>
-          </w:p>
-        </w:tc>
-        <w:tc>
-          <w:tcPr>
-            <w:tcW w:type="dxa" w:w="2040"/>
-          </w:tcPr>
-          <w:p>
-            <w:pPr>
-              <w:jc w:val="right"/>
-            </w:pPr>
-            <w:r/>
-            <w:r>
-              <w:t>0</w:t>
-            </w:r>
-          </w:p>
-        </w:tc>
-      </w:tr>
-      <w:tr>
-        <w:tc>
-          <w:tcPr>
-            <w:tcW w:type="dxa" w:w="2040"/>
-          </w:tcPr>
-          <w:p>
-            <w:r/>
-            <w:r>
-              <w:t>ISS</w:t>
-            </w:r>
-          </w:p>
-        </w:tc>
-        <w:tc>
-          <w:tcPr>
-            <w:tcW w:type="dxa" w:w="2040"/>
-          </w:tcPr>
-          <w:p>
-            <w:pPr>
-              <w:jc w:val="right"/>
-            </w:pPr>
-            <w:r/>
-            <w:r>
-              <w:t>0</w:t>
-            </w:r>
-          </w:p>
-        </w:tc>
-        <w:tc>
-          <w:tcPr>
-            <w:tcW w:type="dxa" w:w="2040"/>
-          </w:tcPr>
-          <w:p>
-            <w:pPr>
-              <w:jc w:val="right"/>
-            </w:pPr>
-            <w:r/>
-            <w:r>
-              <w:t>7.127,50</w:t>
-            </w:r>
-          </w:p>
-        </w:tc>
-        <w:tc>
-          <w:tcPr>
-            <w:tcW w:type="dxa" w:w="2040"/>
-          </w:tcPr>
-          <w:p>
-            <w:pPr>
-              <w:jc w:val="right"/>
-            </w:pPr>
-            <w:r/>
-            <w:r>
-              <w:t>8.385,29</w:t>
-            </w:r>
-          </w:p>
-        </w:tc>
-        <w:tc>
-          <w:tcPr>
-            <w:tcW w:type="dxa" w:w="2040"/>
-          </w:tcPr>
-          <w:p>
-            <w:pPr>
-              <w:jc w:val="right"/>
-            </w:pPr>
-            <w:r/>
-            <w:r>
-              <w:t>4.276,50 (3%)</w:t>
             </w:r>
           </w:p>
         </w:tc>
@@ -473,21 +404,7 @@
             </w:pPr>
             <w:r/>
             <w:r>
-              <w:t>460,44</w:t>
-            </w:r>
-          </w:p>
-        </w:tc>
-        <w:tc>
-          <w:tcPr>
-            <w:tcW w:type="dxa" w:w="2040"/>
-          </w:tcPr>
-          <w:p>
-            <w:pPr>
-              <w:jc w:val="right"/>
-            </w:pPr>
-            <w:r/>
-            <w:r>
-              <w:t>541,69</w:t>
+              <w:t>0</w:t>
             </w:r>
           </w:p>
         </w:tc>
@@ -502,6 +419,104 @@
             <w:r/>
             <w:r>
               <w:t>0</w:t>
+            </w:r>
+          </w:p>
+        </w:tc>
+        <w:tc>
+          <w:tcPr>
+            <w:tcW w:type="dxa" w:w="2040"/>
+          </w:tcPr>
+          <w:p>
+            <w:pPr>
+              <w:jc w:val="right"/>
+            </w:pPr>
+            <w:r/>
+            <w:r>
+              <w:t>0</w:t>
+            </w:r>
+          </w:p>
+        </w:tc>
+      </w:tr>
+      <w:tr>
+        <w:tc>
+          <w:tcPr>
+            <w:tcW w:type="dxa" w:w="2040"/>
+          </w:tcPr>
+          <w:p>
+            <w:r/>
+            <w:r>
+              <w:rPr>
+                <w:b/>
+              </w:rPr>
+              <w:t>Total de impostos</w:t>
+            </w:r>
+          </w:p>
+        </w:tc>
+        <w:tc>
+          <w:tcPr>
+            <w:tcW w:type="dxa" w:w="2040"/>
+          </w:tcPr>
+          <w:p>
+            <w:pPr>
+              <w:jc w:val="right"/>
+            </w:pPr>
+            <w:r/>
+            <w:r>
+              <w:rPr>
+                <w:b/>
+              </w:rPr>
+              <w:t>0</w:t>
+            </w:r>
+          </w:p>
+        </w:tc>
+        <w:tc>
+          <w:tcPr>
+            <w:tcW w:type="dxa" w:w="2040"/>
+          </w:tcPr>
+          <w:p>
+            <w:pPr>
+              <w:jc w:val="right"/>
+            </w:pPr>
+            <w:r/>
+            <w:r>
+              <w:rPr>
+                <w:b/>
+              </w:rPr>
+              <w:t>30.482,04</w:t>
+            </w:r>
+          </w:p>
+        </w:tc>
+        <w:tc>
+          <w:tcPr>
+            <w:tcW w:type="dxa" w:w="2040"/>
+          </w:tcPr>
+          <w:p>
+            <w:pPr>
+              <w:jc w:val="right"/>
+            </w:pPr>
+            <w:r/>
+            <w:r>
+              <w:rPr>
+                <w:b/>
+              </w:rPr>
+              <w:t>34.568,38</w:t>
+            </w:r>
+          </w:p>
+        </w:tc>
+        <w:tc>
+          <w:tcPr>
+            <w:tcW w:type="dxa" w:w="2040"/>
+          </w:tcPr>
+          <w:p>
+            <w:pPr>
+              <w:jc w:val="right"/>
+            </w:pPr>
+            <w:r/>
+            <w:r>
+              <w:rPr>
+                <w:b/>
+              </w:rPr>
+              <w:t>18.531,50</w:t>
             </w:r>
           </w:p>
         </w:tc>
@@ -551,7 +566,7 @@
               <w:rPr>
                 <w:b/>
               </w:rPr>
-              <w:t>177.578,82</w:t>
+              <w:t>173.032,04</w:t>
             </w:r>
           </w:p>
         </w:tc>
@@ -568,7 +583,7 @@
               <w:rPr>
                 <w:b/>
               </w:rPr>
-              <w:t>208.916,24</w:t>
+              <w:t>177.118,38</w:t>
             </w:r>
           </w:p>
         </w:tc>
@@ -601,7 +616,7 @@
               <w:rPr>
                 <w:b/>
               </w:rPr>
-              <w:t>Diferença em relação à Hipótese 1</w:t>
+              <w:t>Diferença em relação à posição do Banco</w:t>
             </w:r>
           </w:p>
         </w:tc>
@@ -635,7 +650,7 @@
               <w:rPr>
                 <w:b/>
               </w:rPr>
-              <w:t>+24,6%</w:t>
+              <w:t>+21,4%</w:t>
             </w:r>
           </w:p>
         </w:tc>
@@ -652,7 +667,7 @@
               <w:rPr>
                 <w:b/>
               </w:rPr>
-              <w:t>+46,6%</w:t>
+              <w:t>+24,3%</w:t>
             </w:r>
           </w:p>
         </w:tc>
@@ -681,7 +696,7 @@
           <w:i/>
           <w:sz w:val="18"/>
         </w:rPr>
-        <w:t>Simulação didática com base na parcela em dólar do contrato em discussão, de US$ 142.550,00 (excluídos os impostos), paga diretamente ao exterior. Premissas das hipóteses 1 a 3: IRRF de 15%, ISS de 5%, CIDE de 10%, PIS/COFINS-Importação de 9,25% sem cálculo “por dentro”, IOF de 0,38% sobre o valor remetido, nenhum tratado aplicado. A coluna “Contrato assinado” reproduz os impostos efetivamente incluídos no contrato (ISS de US$ 4.276,50 e IRRF de US$ 14.255,00, total de US$ 18.531,50). Valores em dólar por simplificação; na prática, os tributos são calculados em reais, na data do pagamento. A parcela em reais do contrato (R$ 933.550,00), paga a empresas nacionais, não entra na simulação. Totais somam as linhas arredondadas.</w:t>
+        <w:t>Valores em US$, sobre a parcela em dólar do contrato (US$ 142.550,00, excluídos os impostos), paga diretamente ao exterior pelo Banco Mundial. Banco: posição do especialista em licitações do Banco (pagamento direto em dólar, sem imposto brasileiro). Consultoria: impostos estrangeiros da planilha detalhada do consórcio (IR de US$ 23.479,41 e ISS de US$ 7.002,63). PGE: Parecer nº 14/2023 da ASSJUR, aprovado pela PGE em 23/05/2023, segundo o qual não incidem IRRF, CSLL nem IOF (não houve câmbio) e incidem PIS/COFINS-Importação, ISS e CIDE-royalties, a cargo da CENTRAL. Os pareceres não trazem alíquotas de ISS e PIS/COFINS; foram usadas as premissas ISS de 5%, PIS/COFINS de 9,25% e CIDE de 10%, sem cálculo “por dentro”. Contrato assinado: ISS (US$ 4.276,50) e IRRF (US$ 14.255,00) incluídos no contrato. Se a consultoria recolhesse os tributos e fosse reembolsada, com cálculo por dentro, o custo da posição da PGE subiria para cerca de US$ 188.184,82 (+32,0%). Valores em dólar por simplificação; os tributos são calculados em reais, na data do pagamento. Totais somam as linhas arredondadas.</w:t>
       </w:r>
     </w:p>
     <w:sectPr>
